--- a/DOCS/ຄຳຖາມວິຊາການ_EPL.docx
+++ b/DOCS/ຄຳຖາມວິຊາການ_EPL.docx
@@ -695,16 +695,16 @@
         <w:jc w:val="both"/>
       </w:pPr>
       <w:r>
-        <w:t xml:space="preserve">ສາງປ້ອນນ້ຳໜັກຊັ່ງ, ຈຳນວນລິດ, ບ່ອນຕື່ມ, ລາຍຈ່າຍລະຫວ່າງທາງ, ອະນຸມັດສ້ອມລົດ — ແຕ່ </w:t>
+        <w:t xml:space="preserve">ສາງທ່າບົກ </w:t>
       </w:r>
       <w:r>
         <w:rPr>
           <w:b/>
         </w:rPr>
-        <w:t>ບໍ່ເຫັນເງິນ</w:t>
-      </w:r>
-      <w:r>
-        <w:t>: ລາຄາຄ່າຂົນສົ່ງ,</w:t>
+        <w:t>ເຫັນທຸກລາຍຈ່າຍ</w:t>
+      </w:r>
+      <w:r>
+        <w:t xml:space="preserve"> ເພາະເຂົາເຈົ້າເປັນຜູ້ຈ່າຍ ແລະ ເປັນຜູ້ປ້ອນເອງ: ຈຳນວນລິດ ແລະ ລາຄານ້ຳມັນທີ່ຊື້ລະຫວ່າງທາງ,</w:t>
       </w:r>
     </w:p>
     <w:p>
@@ -712,7 +712,7 @@
         <w:jc w:val="both"/>
       </w:pPr>
       <w:r>
-        <w:t>ຈຳນວນເງິນ, ອັດຕາແລກປ່ຽນ, ລາຄານ້ຳມັນ, ເລກບັນຊີ, ຍອດຫັກລົດເຊົ່ານອກ, ຕາຕະລາງກຳໄລ. ຊ່ອງເຫຼົ່ານີ້ ມີແຕ່ບັນຊີ,</w:t>
+        <w:t>ຄ່າທາງດ່ວນ, ຄ່າເດີນທາງ, ຄ່າສ້ອມແປງ, ລາຄານຳເຂົ້າສາງຂອງນ້ຳມັນ ແລະ ອາໄຫຼ່, ນ້ຳໜັກຊັ່ງ, ວັນເວລາ.</w:t>
       </w:r>
     </w:p>
     <w:p>
@@ -720,7 +720,56 @@
         <w:jc w:val="both"/>
       </w:pPr>
       <w:r>
-        <w:t>ຄັງເງິນ ແລະ ຫົວໜ້າເທົ່ານັ້ນທີ່ເຫັນ.</w:t>
+        <w:t xml:space="preserve">ສາງທ່າບົກ </w:t>
+      </w:r>
+      <w:r>
+        <w:rPr>
+          <w:b/>
+        </w:rPr>
+        <w:t>ບໍ່ເຫັນເງິນຂາຍ</w:t>
+      </w:r>
+      <w:r>
+        <w:t>: ລາຄາຄ່າຂົນສົ່ງທີ່ລູກຄ້າຈ່າຍ, ຈຳນວນເງິນຂອງແຕ່ລະຖ້ຽວ, ໃບເກັບເງິນ ແລະ ເງິນທີ່ຮັບຈາກລູກຄ້າ,</w:t>
+      </w:r>
+    </w:p>
+    <w:p>
+      <w:pPr>
+        <w:jc w:val="both"/>
+      </w:pPr>
+      <w:r>
+        <w:t>ລາຄາເຊົ່າລົດຮ່ວມ ພ້ອມຍອດຫັກຂອງເຈົ້າຂອງລົດ, ກຳໄລແຕ່ລະຖ້ຽວ, ແລະ ເລກບັນຊີ. ຊ່ອງເຫຼົ່ານັ້ນ ມີແຕ່ບັນຊີ, ຄັງເງິນ ແລະ</w:t>
+      </w:r>
+    </w:p>
+    <w:p>
+      <w:pPr>
+        <w:jc w:val="both"/>
+      </w:pPr>
+      <w:r>
+        <w:t>ຫົວໜ້າເທົ່ານັ້ນທີ່ເຫັນ.</w:t>
+      </w:r>
+    </w:p>
+    <w:p>
+      <w:pPr>
+        <w:jc w:val="both"/>
+      </w:pPr>
+      <w:r>
+        <w:t>ເຫດຜົນທີ່ພວກເຮົາແບ່ງແບບນີ້: ລາຍຈ່າຍແມ່ນວຽກປະຈຳວັນຂອງສາງ ຖ້າເຊື່ອງໄວ້ເຂົາເຈົ້າເຮັດວຽກບໍ່ໄດ້; ສ່ວນ **ສ່ວນຕ່າງລະຫວ່າງ</w:t>
+      </w:r>
+    </w:p>
+    <w:p>
+      <w:pPr>
+        <w:jc w:val="both"/>
+      </w:pPr>
+      <w:r>
+        <w:t>ລາຄາທີ່ລູກຄ້າຈ່າຍ ກັບ ລາຄາເຊົ່າລົດນອກ ແມ່ນກຳໄລຂອງບໍລິສັດ** ບໍ່ຈຳເປັນສຳລັບຄົນຢູ່ສາງ. ຖ້າທາງອ້າຍຢາກໃຫ້ຕ່າງຈາກນີ້</w:t>
+      </w:r>
+    </w:p>
+    <w:p>
+      <w:pPr>
+        <w:jc w:val="both"/>
+      </w:pPr>
+      <w:r>
+        <w:t>(ສາງເຫັນລາຄາຄ່າຂົນສົ່ງນຳ, ຫຼື ກົງກັນຂ້າມ ບໍ່ໃຫ້ເຫັນເງິນໃດເລີຍ) ຂໍໃຫ້ຂຽນໄວ້ບ່ອນນີ້: ......................</w:t>
       </w:r>
     </w:p>
     <w:p>
